--- a/02_経費実績・証拠書類/出張書類完成セット/【写真挿入完了】【出張報告】No2_令和8年2月4_愛媛県.docx
+++ b/02_経費実績・証拠書類/出張書類完成セット/【写真挿入完了】【出張報告】No2_令和8年2月4_愛媛県.docx
@@ -62,7 +62,7 @@
           </w:tcPr>
           <w:p>
             <w:r>
-              <w:t>令和　　年　　月　　日</w:t>
+              <w:t>令和8年1月21日</w:t>
             </w:r>
           </w:p>
         </w:tc>
@@ -214,7 +214,7 @@
           </w:tcPr>
           <w:p>
             <w:r>
-              <w:t>令和　　年　　月　　日</w:t>
+              <w:t>令和8年2月5日</w:t>
             </w:r>
           </w:p>
         </w:tc>
@@ -235,7 +235,9 @@
             <w:tcW w:type="dxa" w:w="6480"/>
           </w:tcPr>
           <w:p>
-            <w:r/>
+            <w:r>
+              <w:t>新口占士</w:t>
+            </w:r>
           </w:p>
         </w:tc>
       </w:tr>
@@ -292,15 +294,38 @@
           </w:tcPr>
           <w:p>
             <w:r>
-              <w:br/>
-              <w:br/>
-              <w:br/>
-              <w:br/>
-              <w:t>（ここに名刺の画像を貼り付けてください）</w:t>
-              <w:br/>
-              <w:br/>
-              <w:br/>
-              <w:br/>
+              <w:drawing>
+                <wp:inline xmlns:a="http://schemas.openxmlformats.org/drawingml/2006/main" xmlns:pic="http://schemas.openxmlformats.org/drawingml/2006/picture">
+                  <wp:extent cx="2880000" cy="2160000"/>
+                  <wp:docPr id="7" name="Picture 7"/>
+                  <wp:cNvGraphicFramePr>
+                    <a:graphicFrameLocks noChangeAspect="1"/>
+                  </wp:cNvGraphicFramePr>
+                  <a:graphic>
+                    <a:graphicData uri="http://schemas.openxmlformats.org/drawingml/2006/picture">
+                      <pic:pic>
+                        <pic:nvPicPr>
+                          <pic:cNvPr id="0" name="c__Users_AMI_AppData_Roaming_Cursor_User_workspaceStorage_ffc38732dc462383d59fc363e9bc7891_images_IMG_1978-aa3f8f01-b929-4358-89cd-831ad2607d10.png"/>
+                          <pic:cNvPicPr/>
+                        </pic:nvPicPr>
+                        <pic:blipFill>
+                          <a:blip r:embed="rId15"/>
+                          <a:stretch>
+                            <a:fillRect/>
+                          </a:stretch>
+                        </pic:blipFill>
+                        <pic:spPr>
+                          <a:xfrm>
+                            <a:off x="0" y="0"/>
+                            <a:ext cx="2880000" cy="2160000"/>
+                          </a:xfrm>
+                          <a:prstGeom prst="rect"/>
+                        </pic:spPr>
+                      </pic:pic>
+                    </a:graphicData>
+                  </a:graphic>
+                </wp:inline>
+              </w:drawing>
             </w:r>
           </w:p>
         </w:tc>
@@ -328,19 +353,208 @@
           </w:tcPr>
           <w:p>
             <w:r>
-              <w:br/>
-              <w:br/>
-              <w:br/>
-              <w:br/>
-              <w:br/>
-              <w:br/>
-              <w:t>（ここに現地の写真を貼り付けてください）</w:t>
-              <w:br/>
-              <w:br/>
-              <w:br/>
-              <w:br/>
-              <w:br/>
-              <w:br/>
+              <w:drawing>
+                <wp:inline xmlns:a="http://schemas.openxmlformats.org/drawingml/2006/main" xmlns:pic="http://schemas.openxmlformats.org/drawingml/2006/picture">
+                  <wp:extent cx="2160000" cy="2880000"/>
+                  <wp:docPr id="1" name="Picture 1"/>
+                  <wp:cNvGraphicFramePr>
+                    <a:graphicFrameLocks noChangeAspect="1"/>
+                  </wp:cNvGraphicFramePr>
+                  <a:graphic>
+                    <a:graphicData uri="http://schemas.openxmlformats.org/drawingml/2006/picture">
+                      <pic:pic>
+                        <pic:nvPicPr>
+                          <pic:cNvPr id="0" name="c__Users_AMI_AppData_Roaming_Cursor_User_workspaceStorage_ffc38732dc462383d59fc363e9bc7891_images_IMG_1668-fe357181-2db8-487e-91ff-654d110b45fb.png"/>
+                          <pic:cNvPicPr/>
+                        </pic:nvPicPr>
+                        <pic:blipFill>
+                          <a:blip r:embed="rId9"/>
+                          <a:stretch>
+                            <a:fillRect/>
+                          </a:stretch>
+                        </pic:blipFill>
+                        <pic:spPr>
+                          <a:xfrm>
+                            <a:off x="0" y="0"/>
+                            <a:ext cx="2160000" cy="2880000"/>
+                          </a:xfrm>
+                          <a:prstGeom prst="rect"/>
+                        </pic:spPr>
+                      </pic:pic>
+                    </a:graphicData>
+                  </a:graphic>
+                </wp:inline>
+              </w:drawing>
+            </w:r>
+            <w:r>
+              <w:drawing>
+                <wp:inline xmlns:a="http://schemas.openxmlformats.org/drawingml/2006/main" xmlns:pic="http://schemas.openxmlformats.org/drawingml/2006/picture">
+                  <wp:extent cx="2160000" cy="2880000"/>
+                  <wp:docPr id="2" name="Picture 2"/>
+                  <wp:cNvGraphicFramePr>
+                    <a:graphicFrameLocks noChangeAspect="1"/>
+                  </wp:cNvGraphicFramePr>
+                  <a:graphic>
+                    <a:graphicData uri="http://schemas.openxmlformats.org/drawingml/2006/picture">
+                      <pic:pic>
+                        <pic:nvPicPr>
+                          <pic:cNvPr id="0" name="c__Users_AMI_AppData_Roaming_Cursor_User_workspaceStorage_ffc38732dc462383d59fc363e9bc7891_images_IMG_1663-e6333daf-214b-4626-9933-f8b00911f8d8.png"/>
+                          <pic:cNvPicPr/>
+                        </pic:nvPicPr>
+                        <pic:blipFill>
+                          <a:blip r:embed="rId10"/>
+                          <a:stretch>
+                            <a:fillRect/>
+                          </a:stretch>
+                        </pic:blipFill>
+                        <pic:spPr>
+                          <a:xfrm>
+                            <a:off x="0" y="0"/>
+                            <a:ext cx="2160000" cy="2880000"/>
+                          </a:xfrm>
+                          <a:prstGeom prst="rect"/>
+                        </pic:spPr>
+                      </pic:pic>
+                    </a:graphicData>
+                  </a:graphic>
+                </wp:inline>
+              </w:drawing>
+            </w:r>
+            <w:r>
+              <w:drawing>
+                <wp:inline xmlns:a="http://schemas.openxmlformats.org/drawingml/2006/main" xmlns:pic="http://schemas.openxmlformats.org/drawingml/2006/picture">
+                  <wp:extent cx="2160000" cy="2880000"/>
+                  <wp:docPr id="3" name="Picture 3"/>
+                  <wp:cNvGraphicFramePr>
+                    <a:graphicFrameLocks noChangeAspect="1"/>
+                  </wp:cNvGraphicFramePr>
+                  <a:graphic>
+                    <a:graphicData uri="http://schemas.openxmlformats.org/drawingml/2006/picture">
+                      <pic:pic>
+                        <pic:nvPicPr>
+                          <pic:cNvPr id="0" name="c__Users_AMI_AppData_Roaming_Cursor_User_workspaceStorage_ffc38732dc462383d59fc363e9bc7891_images_IMG_1667-d78a5a4a-67e1-4cb2-bc32-a38948e5eac3.png"/>
+                          <pic:cNvPicPr/>
+                        </pic:nvPicPr>
+                        <pic:blipFill>
+                          <a:blip r:embed="rId11"/>
+                          <a:stretch>
+                            <a:fillRect/>
+                          </a:stretch>
+                        </pic:blipFill>
+                        <pic:spPr>
+                          <a:xfrm>
+                            <a:off x="0" y="0"/>
+                            <a:ext cx="2160000" cy="2880000"/>
+                          </a:xfrm>
+                          <a:prstGeom prst="rect"/>
+                        </pic:spPr>
+                      </pic:pic>
+                    </a:graphicData>
+                  </a:graphic>
+                </wp:inline>
+              </w:drawing>
+            </w:r>
+            <w:r>
+              <w:drawing>
+                <wp:inline xmlns:a="http://schemas.openxmlformats.org/drawingml/2006/main" xmlns:pic="http://schemas.openxmlformats.org/drawingml/2006/picture">
+                  <wp:extent cx="2160000" cy="2880000"/>
+                  <wp:docPr id="4" name="Picture 4"/>
+                  <wp:cNvGraphicFramePr>
+                    <a:graphicFrameLocks noChangeAspect="1"/>
+                  </wp:cNvGraphicFramePr>
+                  <a:graphic>
+                    <a:graphicData uri="http://schemas.openxmlformats.org/drawingml/2006/picture">
+                      <pic:pic>
+                        <pic:nvPicPr>
+                          <pic:cNvPr id="0" name="c__Users_AMI_AppData_Roaming_Cursor_User_workspaceStorage_ffc38732dc462383d59fc363e9bc7891_images_IMG_1659-7e151882-0297-4e36-82b4-0ed58560cc21.png"/>
+                          <pic:cNvPicPr/>
+                        </pic:nvPicPr>
+                        <pic:blipFill>
+                          <a:blip r:embed="rId12"/>
+                          <a:stretch>
+                            <a:fillRect/>
+                          </a:stretch>
+                        </pic:blipFill>
+                        <pic:spPr>
+                          <a:xfrm>
+                            <a:off x="0" y="0"/>
+                            <a:ext cx="2160000" cy="2880000"/>
+                          </a:xfrm>
+                          <a:prstGeom prst="rect"/>
+                        </pic:spPr>
+                      </pic:pic>
+                    </a:graphicData>
+                  </a:graphic>
+                </wp:inline>
+              </w:drawing>
+            </w:r>
+            <w:r>
+              <w:drawing>
+                <wp:inline xmlns:a="http://schemas.openxmlformats.org/drawingml/2006/main" xmlns:pic="http://schemas.openxmlformats.org/drawingml/2006/picture">
+                  <wp:extent cx="2160000" cy="2880000"/>
+                  <wp:docPr id="5" name="Picture 5"/>
+                  <wp:cNvGraphicFramePr>
+                    <a:graphicFrameLocks noChangeAspect="1"/>
+                  </wp:cNvGraphicFramePr>
+                  <a:graphic>
+                    <a:graphicData uri="http://schemas.openxmlformats.org/drawingml/2006/picture">
+                      <pic:pic>
+                        <pic:nvPicPr>
+                          <pic:cNvPr id="0" name="c__Users_AMI_AppData_Roaming_Cursor_User_workspaceStorage_ffc38732dc462383d59fc363e9bc7891_images_IMG_1664-160a3b95-1626-4b45-8d87-dd73bc5bb756.png"/>
+                          <pic:cNvPicPr/>
+                        </pic:nvPicPr>
+                        <pic:blipFill>
+                          <a:blip r:embed="rId13"/>
+                          <a:stretch>
+                            <a:fillRect/>
+                          </a:stretch>
+                        </pic:blipFill>
+                        <pic:spPr>
+                          <a:xfrm>
+                            <a:off x="0" y="0"/>
+                            <a:ext cx="2160000" cy="2880000"/>
+                          </a:xfrm>
+                          <a:prstGeom prst="rect"/>
+                        </pic:spPr>
+                      </pic:pic>
+                    </a:graphicData>
+                  </a:graphic>
+                </wp:inline>
+              </w:drawing>
+            </w:r>
+            <w:r>
+              <w:drawing>
+                <wp:inline xmlns:a="http://schemas.openxmlformats.org/drawingml/2006/main" xmlns:pic="http://schemas.openxmlformats.org/drawingml/2006/picture">
+                  <wp:extent cx="2160000" cy="2880000"/>
+                  <wp:docPr id="6" name="Picture 6"/>
+                  <wp:cNvGraphicFramePr>
+                    <a:graphicFrameLocks noChangeAspect="1"/>
+                  </wp:cNvGraphicFramePr>
+                  <a:graphic>
+                    <a:graphicData uri="http://schemas.openxmlformats.org/drawingml/2006/picture">
+                      <pic:pic>
+                        <pic:nvPicPr>
+                          <pic:cNvPr id="0" name="c__Users_AMI_AppData_Roaming_Cursor_User_workspaceStorage_ffc38732dc462383d59fc363e9bc7891_images_IMG_1666-a4dfd7e8-4e82-4e29-8df3-33fffaa44e6c.png"/>
+                          <pic:cNvPicPr/>
+                        </pic:nvPicPr>
+                        <pic:blipFill>
+                          <a:blip r:embed="rId14"/>
+                          <a:stretch>
+                            <a:fillRect/>
+                          </a:stretch>
+                        </pic:blipFill>
+                        <pic:spPr>
+                          <a:xfrm>
+                            <a:off x="0" y="0"/>
+                            <a:ext cx="2160000" cy="2880000"/>
+                          </a:xfrm>
+                          <a:prstGeom prst="rect"/>
+                        </pic:spPr>
+                      </pic:pic>
+                    </a:graphicData>
+                  </a:graphic>
+                </wp:inline>
+              </w:drawing>
             </w:r>
           </w:p>
         </w:tc>
@@ -384,7 +598,7 @@
           </w:tcPr>
           <w:p>
             <w:r>
-              <w:t>□ 交通費・宿泊費の領収書</w:t>
+              <w:t>☑ 交通費・宿泊費の領収書</w:t>
               <w:br/>
               <w:t>□ （飛行機の場合）搭乗証明書・半券</w:t>
               <w:br/>
